--- a/Quotations/29 APRIL QUOT/Quotation Without Budget.docx
+++ b/Quotations/29 APRIL QUOT/Quotation Without Budget.docx
@@ -4390,6 +4390,291 @@
                 </w14:textOutline>
               </w:rPr>
               <w:t>45,000 /-</w:t>
+            </w:r>
+          </w:p>
+        </w:tc>
+      </w:tr>
+      <w:tr>
+        <w:trPr>
+          <w:trHeight w:val="908"/>
+        </w:trPr>
+        <w:tc>
+          <w:tcPr>
+            <w:tcW w:w="6745" w:type="dxa"/>
+          </w:tcPr>
+          <w:p>
+            <w:pPr>
+              <w:rPr>
+                <w:rStyle w:val="IntenseEmphasis"/>
+                <w:rFonts w:eastAsia="Calibri Light"/>
+                <w:b w:val="0"/>
+                <w:bCs w:val="0"/>
+                <w:i w:val="0"/>
+                <w:iCs w:val="0"/>
+                <w:color w:val="000000" w:themeColor="text1"/>
+                <w:sz w:val="28"/>
+                <w:szCs w:val="28"/>
+                <w14:shadow w14:blurRad="38100" w14:dist="19050" w14:dir="2700000" w14:sx="100000" w14:sy="100000" w14:kx="0" w14:ky="0" w14:algn="tl">
+                  <w14:schemeClr w14:val="dk1">
+                    <w14:alpha w14:val="60000"/>
+                  </w14:schemeClr>
+                </w14:shadow>
+                <w14:textOutline w14:w="0" w14:cap="flat" w14:cmpd="sng" w14:algn="ctr">
+                  <w14:noFill/>
+                  <w14:prstDash w14:val="solid"/>
+                  <w14:round/>
+                </w14:textOutline>
+              </w:rPr>
+            </w:pPr>
+          </w:p>
+          <w:p>
+            <w:pPr>
+              <w:rPr>
+                <w:rStyle w:val="IntenseEmphasis"/>
+                <w:rFonts w:eastAsia="Calibri Light"/>
+                <w:b w:val="0"/>
+                <w:bCs w:val="0"/>
+                <w:i w:val="0"/>
+                <w:iCs w:val="0"/>
+                <w:color w:val="000000" w:themeColor="text1"/>
+                <w:sz w:val="28"/>
+                <w:szCs w:val="28"/>
+                <w14:shadow w14:blurRad="38100" w14:dist="19050" w14:dir="2700000" w14:sx="100000" w14:sy="100000" w14:kx="0" w14:ky="0" w14:algn="tl">
+                  <w14:schemeClr w14:val="dk1">
+                    <w14:alpha w14:val="60000"/>
+                  </w14:schemeClr>
+                </w14:shadow>
+                <w14:textOutline w14:w="0" w14:cap="flat" w14:cmpd="sng" w14:algn="ctr">
+                  <w14:noFill/>
+                  <w14:prstDash w14:val="solid"/>
+                  <w14:round/>
+                </w14:textOutline>
+              </w:rPr>
+            </w:pPr>
+            <w:r>
+              <w:rPr>
+                <w:rStyle w:val="IntenseEmphasis"/>
+                <w:rFonts w:eastAsia="Calibri Light"/>
+                <w:b w:val="0"/>
+                <w:bCs w:val="0"/>
+                <w:i w:val="0"/>
+                <w:iCs w:val="0"/>
+                <w:color w:val="000000" w:themeColor="text1"/>
+                <w:sz w:val="28"/>
+                <w:szCs w:val="28"/>
+                <w14:shadow w14:blurRad="38100" w14:dist="19050" w14:dir="2700000" w14:sx="100000" w14:sy="100000" w14:kx="0" w14:ky="0" w14:algn="tl">
+                  <w14:schemeClr w14:val="dk1">
+                    <w14:alpha w14:val="60000"/>
+                  </w14:schemeClr>
+                </w14:shadow>
+                <w14:textOutline w14:w="0" w14:cap="flat" w14:cmpd="sng" w14:algn="ctr">
+                  <w14:noFill/>
+                  <w14:prstDash w14:val="solid"/>
+                  <w14:round/>
+                </w14:textOutline>
+              </w:rPr>
+              <w:t>- Led Screen [</w:t>
+            </w:r>
+            <w:r>
+              <w:rPr>
+                <w:rStyle w:val="IntenseEmphasis"/>
+                <w:rFonts w:eastAsia="Calibri Light"/>
+                <w:b w:val="0"/>
+                <w:bCs w:val="0"/>
+                <w:i w:val="0"/>
+                <w:iCs w:val="0"/>
+                <w:color w:val="000000" w:themeColor="text1"/>
+                <w:sz w:val="28"/>
+                <w:szCs w:val="28"/>
+                <w14:shadow w14:blurRad="38100" w14:dist="19050" w14:dir="2700000" w14:sx="100000" w14:sy="100000" w14:kx="0" w14:ky="0" w14:algn="tl">
+                  <w14:schemeClr w14:val="dk1">
+                    <w14:alpha w14:val="60000"/>
+                  </w14:schemeClr>
+                </w14:shadow>
+                <w14:textOutline w14:w="0" w14:cap="flat" w14:cmpd="sng" w14:algn="ctr">
+                  <w14:noFill/>
+                  <w14:prstDash w14:val="solid"/>
+                  <w14:round/>
+                </w14:textOutline>
+              </w:rPr>
+              <w:t>100</w:t>
+            </w:r>
+            <w:r>
+              <w:rPr>
+                <w:rStyle w:val="IntenseEmphasis"/>
+                <w:rFonts w:eastAsia="Calibri Light"/>
+                <w:b w:val="0"/>
+                <w:bCs w:val="0"/>
+                <w:i w:val="0"/>
+                <w:iCs w:val="0"/>
+                <w:color w:val="000000" w:themeColor="text1"/>
+                <w:sz w:val="28"/>
+                <w:szCs w:val="28"/>
+                <w14:shadow w14:blurRad="38100" w14:dist="19050" w14:dir="2700000" w14:sx="100000" w14:sy="100000" w14:kx="0" w14:ky="0" w14:algn="tl">
+                  <w14:schemeClr w14:val="dk1">
+                    <w14:alpha w14:val="60000"/>
+                  </w14:schemeClr>
+                </w14:shadow>
+                <w14:textOutline w14:w="0" w14:cap="flat" w14:cmpd="sng" w14:algn="ctr">
+                  <w14:noFill/>
+                  <w14:prstDash w14:val="solid"/>
+                  <w14:round/>
+                </w14:textOutline>
+              </w:rPr>
+              <w:t>0 Sq. Ft.]</w:t>
+            </w:r>
+            <w:r>
+              <w:rPr>
+                <w:rStyle w:val="IntenseEmphasis"/>
+                <w:rFonts w:eastAsia="Calibri Light"/>
+                <w:b w:val="0"/>
+                <w:bCs w:val="0"/>
+                <w:i w:val="0"/>
+                <w:iCs w:val="0"/>
+                <w:color w:val="000000" w:themeColor="text1"/>
+                <w:sz w:val="28"/>
+                <w:szCs w:val="28"/>
+                <w14:shadow w14:blurRad="38100" w14:dist="19050" w14:dir="2700000" w14:sx="100000" w14:sy="100000" w14:kx="0" w14:ky="0" w14:algn="tl">
+                  <w14:schemeClr w14:val="dk1">
+                    <w14:alpha w14:val="60000"/>
+                  </w14:schemeClr>
+                </w14:shadow>
+                <w14:textOutline w14:w="0" w14:cap="flat" w14:cmpd="sng" w14:algn="ctr">
+                  <w14:noFill/>
+                  <w14:prstDash w14:val="solid"/>
+                  <w14:round/>
+                </w14:textOutline>
+              </w:rPr>
+              <w:t xml:space="preserve"> For Gallery</w:t>
+            </w:r>
+          </w:p>
+          <w:p>
+            <w:pPr>
+              <w:rPr>
+                <w:rStyle w:val="IntenseEmphasis"/>
+                <w:rFonts w:eastAsia="Calibri Light"/>
+                <w:b w:val="0"/>
+                <w:bCs w:val="0"/>
+                <w:i w:val="0"/>
+                <w:iCs w:val="0"/>
+                <w:color w:val="000000" w:themeColor="text1"/>
+                <w:sz w:val="28"/>
+                <w:szCs w:val="28"/>
+                <w14:shadow w14:blurRad="38100" w14:dist="19050" w14:dir="2700000" w14:sx="100000" w14:sy="100000" w14:kx="0" w14:ky="0" w14:algn="tl">
+                  <w14:schemeClr w14:val="dk1">
+                    <w14:alpha w14:val="60000"/>
+                  </w14:schemeClr>
+                </w14:shadow>
+                <w14:textOutline w14:w="0" w14:cap="flat" w14:cmpd="sng" w14:algn="ctr">
+                  <w14:noFill/>
+                  <w14:prstDash w14:val="solid"/>
+                  <w14:round/>
+                </w14:textOutline>
+              </w:rPr>
+            </w:pPr>
+            <w:r>
+              <w:rPr>
+                <w:rStyle w:val="IntenseEmphasis"/>
+                <w:rFonts w:eastAsia="Calibri Light"/>
+                <w:b w:val="0"/>
+                <w:bCs w:val="0"/>
+                <w:i w:val="0"/>
+                <w:iCs w:val="0"/>
+                <w:color w:val="000000" w:themeColor="text1"/>
+                <w:sz w:val="28"/>
+                <w:szCs w:val="28"/>
+                <w14:shadow w14:blurRad="38100" w14:dist="19050" w14:dir="2700000" w14:sx="100000" w14:sy="100000" w14:kx="0" w14:ky="0" w14:algn="tl">
+                  <w14:schemeClr w14:val="dk1">
+                    <w14:alpha w14:val="60000"/>
+                  </w14:schemeClr>
+                </w14:shadow>
+                <w14:textOutline w14:w="0" w14:cap="flat" w14:cmpd="sng" w14:algn="ctr">
+                  <w14:noFill/>
+                  <w14:prstDash w14:val="solid"/>
+                  <w14:round/>
+                </w14:textOutline>
+              </w:rPr>
+              <w:t xml:space="preserve"> - Professional video Operator</w:t>
+            </w:r>
+          </w:p>
+        </w:tc>
+        <w:tc>
+          <w:tcPr>
+            <w:tcW w:w="2613" w:type="dxa"/>
+          </w:tcPr>
+          <w:p>
+            <w:pPr>
+              <w:rPr>
+                <w:rStyle w:val="IntenseEmphasis"/>
+                <w:rFonts w:eastAsia="Calibri Light"/>
+                <w:b w:val="0"/>
+                <w:bCs w:val="0"/>
+                <w:i w:val="0"/>
+                <w:iCs w:val="0"/>
+                <w:color w:val="000000" w:themeColor="text1"/>
+                <w:sz w:val="28"/>
+                <w:szCs w:val="28"/>
+                <w14:shadow w14:blurRad="38100" w14:dist="19050" w14:dir="2700000" w14:sx="100000" w14:sy="100000" w14:kx="0" w14:ky="0" w14:algn="tl">
+                  <w14:schemeClr w14:val="dk1">
+                    <w14:alpha w14:val="60000"/>
+                  </w14:schemeClr>
+                </w14:shadow>
+                <w14:textOutline w14:w="0" w14:cap="flat" w14:cmpd="sng" w14:algn="ctr">
+                  <w14:noFill/>
+                  <w14:prstDash w14:val="solid"/>
+                  <w14:round/>
+                </w14:textOutline>
+              </w:rPr>
+            </w:pPr>
+          </w:p>
+          <w:p>
+            <w:pPr>
+              <w:jc w:val="center"/>
+              <w:rPr>
+                <w:rStyle w:val="IntenseEmphasis"/>
+                <w:rFonts w:eastAsia="Calibri Light"/>
+                <w:b w:val="0"/>
+                <w:bCs w:val="0"/>
+                <w:i w:val="0"/>
+                <w:iCs w:val="0"/>
+                <w:color w:val="000000" w:themeColor="text1"/>
+                <w:sz w:val="28"/>
+                <w:szCs w:val="28"/>
+                <w14:shadow w14:blurRad="38100" w14:dist="19050" w14:dir="2700000" w14:sx="100000" w14:sy="100000" w14:kx="0" w14:ky="0" w14:algn="tl">
+                  <w14:schemeClr w14:val="dk1">
+                    <w14:alpha w14:val="60000"/>
+                  </w14:schemeClr>
+                </w14:shadow>
+                <w14:textOutline w14:w="0" w14:cap="flat" w14:cmpd="sng" w14:algn="ctr">
+                  <w14:noFill/>
+                  <w14:prstDash w14:val="solid"/>
+                  <w14:round/>
+                </w14:textOutline>
+              </w:rPr>
+            </w:pPr>
+            <w:r>
+              <w:rPr>
+                <w:rStyle w:val="IntenseEmphasis"/>
+                <w:rFonts w:eastAsia="Calibri Light"/>
+                <w:b w:val="0"/>
+                <w:bCs w:val="0"/>
+                <w:i w:val="0"/>
+                <w:iCs w:val="0"/>
+                <w:color w:val="000000" w:themeColor="text1"/>
+                <w:sz w:val="28"/>
+                <w:szCs w:val="28"/>
+                <w14:shadow w14:blurRad="38100" w14:dist="19050" w14:dir="2700000" w14:sx="100000" w14:sy="100000" w14:kx="0" w14:ky="0" w14:algn="tl">
+                  <w14:schemeClr w14:val="dk1">
+                    <w14:alpha w14:val="60000"/>
+                  </w14:schemeClr>
+                </w14:shadow>
+                <w14:textOutline w14:w="0" w14:cap="flat" w14:cmpd="sng" w14:algn="ctr">
+                  <w14:noFill/>
+                  <w14:prstDash w14:val="solid"/>
+                  <w14:round/>
+                </w14:textOutline>
+              </w:rPr>
+              <w:t>1,25,000 /-</w:t>
             </w:r>
           </w:p>
         </w:tc>

--- a/Quotations/29 APRIL QUOT/Quotation Without Budget.docx
+++ b/Quotations/29 APRIL QUOT/Quotation Without Budget.docx
@@ -1231,57 +1231,7 @@
                   <w14:round/>
                 </w14:textOutline>
               </w:rPr>
-              <w:t xml:space="preserve">- Wooden Flex Floor </w:t>
-            </w:r>
-            <w:proofErr w:type="gramStart"/>
-            <w:r>
-              <w:rPr>
-                <w:rStyle w:val="IntenseEmphasis"/>
-                <w:rFonts w:eastAsia="Calibri Light"/>
-                <w:b w:val="0"/>
-                <w:bCs w:val="0"/>
-                <w:i w:val="0"/>
-                <w:iCs w:val="0"/>
-                <w:color w:val="000000" w:themeColor="text1"/>
-                <w:sz w:val="28"/>
-                <w:szCs w:val="28"/>
-                <w14:shadow w14:blurRad="38100" w14:dist="19050" w14:dir="2700000" w14:sx="100000" w14:sy="100000" w14:kx="0" w14:ky="0" w14:algn="tl">
-                  <w14:schemeClr w14:val="dk1">
-                    <w14:alpha w14:val="60000"/>
-                  </w14:schemeClr>
-                </w14:shadow>
-                <w14:textOutline w14:w="0" w14:cap="flat" w14:cmpd="sng" w14:algn="ctr">
-                  <w14:noFill/>
-                  <w14:prstDash w14:val="solid"/>
-                  <w14:round/>
-                </w14:textOutline>
-              </w:rPr>
-              <w:t>As</w:t>
-            </w:r>
-            <w:proofErr w:type="gramEnd"/>
-            <w:r>
-              <w:rPr>
-                <w:rStyle w:val="IntenseEmphasis"/>
-                <w:rFonts w:eastAsia="Calibri Light"/>
-                <w:b w:val="0"/>
-                <w:bCs w:val="0"/>
-                <w:i w:val="0"/>
-                <w:iCs w:val="0"/>
-                <w:color w:val="000000" w:themeColor="text1"/>
-                <w:sz w:val="28"/>
-                <w:szCs w:val="28"/>
-                <w14:shadow w14:blurRad="38100" w14:dist="19050" w14:dir="2700000" w14:sx="100000" w14:sy="100000" w14:kx="0" w14:ky="0" w14:algn="tl">
-                  <w14:schemeClr w14:val="dk1">
-                    <w14:alpha w14:val="60000"/>
-                  </w14:schemeClr>
-                </w14:shadow>
-                <w14:textOutline w14:w="0" w14:cap="flat" w14:cmpd="sng" w14:algn="ctr">
-                  <w14:noFill/>
-                  <w14:prstDash w14:val="solid"/>
-                  <w14:round/>
-                </w14:textOutline>
-              </w:rPr>
-              <w:t xml:space="preserve"> Per Theme</w:t>
+              <w:t>- Wooden Flex Floor As Per Theme</w:t>
             </w:r>
           </w:p>
           <w:p>
@@ -1567,56 +1517,7 @@
                   <w14:round/>
                 </w14:textOutline>
               </w:rPr>
-              <w:t xml:space="preserve"> - Russian (4)</w:t>
-            </w:r>
-          </w:p>
-          <w:p>
-            <w:pPr>
-              <w:rPr>
-                <w:rStyle w:val="IntenseEmphasis"/>
-                <w:rFonts w:eastAsia="Calibri Light"/>
-                <w:b w:val="0"/>
-                <w:bCs w:val="0"/>
-                <w:i w:val="0"/>
-                <w:iCs w:val="0"/>
-                <w:color w:val="000000" w:themeColor="text1"/>
-                <w:sz w:val="28"/>
-                <w:szCs w:val="28"/>
-                <w14:shadow w14:blurRad="38100" w14:dist="19050" w14:dir="2700000" w14:sx="100000" w14:sy="100000" w14:kx="0" w14:ky="0" w14:algn="tl">
-                  <w14:schemeClr w14:val="dk1">
-                    <w14:alpha w14:val="60000"/>
-                  </w14:schemeClr>
-                </w14:shadow>
-                <w14:textOutline w14:w="0" w14:cap="flat" w14:cmpd="sng" w14:algn="ctr">
-                  <w14:noFill/>
-                  <w14:prstDash w14:val="solid"/>
-                  <w14:round/>
-                </w14:textOutline>
-              </w:rPr>
-            </w:pPr>
-            <w:r>
-              <w:rPr>
-                <w:rStyle w:val="IntenseEmphasis"/>
-                <w:rFonts w:eastAsia="Calibri Light"/>
-                <w:b w:val="0"/>
-                <w:bCs w:val="0"/>
-                <w:i w:val="0"/>
-                <w:iCs w:val="0"/>
-                <w:color w:val="000000" w:themeColor="text1"/>
-                <w:sz w:val="28"/>
-                <w:szCs w:val="28"/>
-                <w14:shadow w14:blurRad="38100" w14:dist="19050" w14:dir="2700000" w14:sx="100000" w14:sy="100000" w14:kx="0" w14:ky="0" w14:algn="tl">
-                  <w14:schemeClr w14:val="dk1">
-                    <w14:alpha w14:val="60000"/>
-                  </w14:schemeClr>
-                </w14:shadow>
-                <w14:textOutline w14:w="0" w14:cap="flat" w14:cmpd="sng" w14:algn="ctr">
-                  <w14:noFill/>
-                  <w14:prstDash w14:val="solid"/>
-                  <w14:round/>
-                </w14:textOutline>
-              </w:rPr>
-              <w:t xml:space="preserve"> - </w:t>
+              <w:t xml:space="preserve">- </w:t>
             </w:r>
             <w:proofErr w:type="spellStart"/>
             <w:r>
@@ -1748,56 +1649,6 @@
                 </w14:textOutline>
               </w:rPr>
               <w:t>60,000 /-</w:t>
-            </w:r>
-          </w:p>
-          <w:p>
-            <w:pPr>
-              <w:jc w:val="center"/>
-              <w:rPr>
-                <w:rStyle w:val="IntenseEmphasis"/>
-                <w:rFonts w:eastAsia="Calibri Light"/>
-                <w:b w:val="0"/>
-                <w:bCs w:val="0"/>
-                <w:i w:val="0"/>
-                <w:iCs w:val="0"/>
-                <w:color w:val="000000" w:themeColor="text1"/>
-                <w:sz w:val="28"/>
-                <w:szCs w:val="28"/>
-                <w14:shadow w14:blurRad="38100" w14:dist="19050" w14:dir="2700000" w14:sx="100000" w14:sy="100000" w14:kx="0" w14:ky="0" w14:algn="tl">
-                  <w14:schemeClr w14:val="dk1">
-                    <w14:alpha w14:val="60000"/>
-                  </w14:schemeClr>
-                </w14:shadow>
-                <w14:textOutline w14:w="0" w14:cap="flat" w14:cmpd="sng" w14:algn="ctr">
-                  <w14:noFill/>
-                  <w14:prstDash w14:val="solid"/>
-                  <w14:round/>
-                </w14:textOutline>
-              </w:rPr>
-            </w:pPr>
-            <w:r>
-              <w:rPr>
-                <w:rStyle w:val="IntenseEmphasis"/>
-                <w:rFonts w:eastAsia="Calibri Light"/>
-                <w:b w:val="0"/>
-                <w:bCs w:val="0"/>
-                <w:i w:val="0"/>
-                <w:iCs w:val="0"/>
-                <w:color w:val="000000" w:themeColor="text1"/>
-                <w:sz w:val="28"/>
-                <w:szCs w:val="28"/>
-                <w14:shadow w14:blurRad="38100" w14:dist="19050" w14:dir="2700000" w14:sx="100000" w14:sy="100000" w14:kx="0" w14:ky="0" w14:algn="tl">
-                  <w14:schemeClr w14:val="dk1">
-                    <w14:alpha w14:val="60000"/>
-                  </w14:schemeClr>
-                </w14:shadow>
-                <w14:textOutline w14:w="0" w14:cap="flat" w14:cmpd="sng" w14:algn="ctr">
-                  <w14:noFill/>
-                  <w14:prstDash w14:val="solid"/>
-                  <w14:round/>
-                </w14:textOutline>
-              </w:rPr>
-              <w:t>20,000 /-</w:t>
             </w:r>
           </w:p>
           <w:p>
@@ -3136,55 +2987,29 @@
                 </w14:textOutline>
               </w:rPr>
             </w:pPr>
-            <w:proofErr w:type="gramStart"/>
-            <w:r>
-              <w:rPr>
-                <w:rStyle w:val="IntenseEmphasis"/>
-                <w:rFonts w:eastAsia="Calibri Light"/>
-                <w:b w:val="0"/>
-                <w:bCs w:val="0"/>
-                <w:i w:val="0"/>
-                <w:iCs w:val="0"/>
-                <w:color w:val="000000" w:themeColor="text1"/>
-                <w:sz w:val="28"/>
-                <w:szCs w:val="28"/>
-                <w14:shadow w14:blurRad="38100" w14:dist="19050" w14:dir="2700000" w14:sx="100000" w14:sy="100000" w14:kx="0" w14:ky="0" w14:algn="tl">
-                  <w14:schemeClr w14:val="dk1">
-                    <w14:alpha w14:val="60000"/>
-                  </w14:schemeClr>
-                </w14:shadow>
-                <w14:textOutline w14:w="0" w14:cap="flat" w14:cmpd="sng" w14:algn="ctr">
-                  <w14:noFill/>
-                  <w14:prstDash w14:val="solid"/>
-                  <w14:round/>
-                </w14:textOutline>
-              </w:rPr>
-              <w:t>-  Tech</w:t>
-            </w:r>
-            <w:proofErr w:type="gramEnd"/>
-            <w:r>
-              <w:rPr>
-                <w:rStyle w:val="IntenseEmphasis"/>
-                <w:rFonts w:eastAsia="Calibri Light"/>
-                <w:b w:val="0"/>
-                <w:bCs w:val="0"/>
-                <w:i w:val="0"/>
-                <w:iCs w:val="0"/>
-                <w:color w:val="000000" w:themeColor="text1"/>
-                <w:sz w:val="28"/>
-                <w:szCs w:val="28"/>
-                <w14:shadow w14:blurRad="38100" w14:dist="19050" w14:dir="2700000" w14:sx="100000" w14:sy="100000" w14:kx="0" w14:ky="0" w14:algn="tl">
-                  <w14:schemeClr w14:val="dk1">
-                    <w14:alpha w14:val="60000"/>
-                  </w14:schemeClr>
-                </w14:shadow>
-                <w14:textOutline w14:w="0" w14:cap="flat" w14:cmpd="sng" w14:algn="ctr">
-                  <w14:noFill/>
-                  <w14:prstDash w14:val="solid"/>
-                  <w14:round/>
-                </w14:textOutline>
-              </w:rPr>
-              <w:t xml:space="preserve"> Rider</w:t>
+            <w:r>
+              <w:rPr>
+                <w:rStyle w:val="IntenseEmphasis"/>
+                <w:rFonts w:eastAsia="Calibri Light"/>
+                <w:b w:val="0"/>
+                <w:bCs w:val="0"/>
+                <w:i w:val="0"/>
+                <w:iCs w:val="0"/>
+                <w:color w:val="000000" w:themeColor="text1"/>
+                <w:sz w:val="28"/>
+                <w:szCs w:val="28"/>
+                <w14:shadow w14:blurRad="38100" w14:dist="19050" w14:dir="2700000" w14:sx="100000" w14:sy="100000" w14:kx="0" w14:ky="0" w14:algn="tl">
+                  <w14:schemeClr w14:val="dk1">
+                    <w14:alpha w14:val="60000"/>
+                  </w14:schemeClr>
+                </w14:shadow>
+                <w14:textOutline w14:w="0" w14:cap="flat" w14:cmpd="sng" w14:algn="ctr">
+                  <w14:noFill/>
+                  <w14:prstDash w14:val="solid"/>
+                  <w14:round/>
+                </w14:textOutline>
+              </w:rPr>
+              <w:t>-  Tech Rider</w:t>
             </w:r>
           </w:p>
           <w:p>
@@ -3946,7 +3771,7 @@
       </w:tr>
       <w:tr>
         <w:trPr>
-          <w:trHeight w:val="908"/>
+          <w:trHeight w:val="773"/>
         </w:trPr>
         <w:tc>
           <w:tcPr>
@@ -4473,128 +4298,7 @@
                   <w14:round/>
                 </w14:textOutline>
               </w:rPr>
-              <w:t>- Led Screen [</w:t>
-            </w:r>
-            <w:r>
-              <w:rPr>
-                <w:rStyle w:val="IntenseEmphasis"/>
-                <w:rFonts w:eastAsia="Calibri Light"/>
-                <w:b w:val="0"/>
-                <w:bCs w:val="0"/>
-                <w:i w:val="0"/>
-                <w:iCs w:val="0"/>
-                <w:color w:val="000000" w:themeColor="text1"/>
-                <w:sz w:val="28"/>
-                <w:szCs w:val="28"/>
-                <w14:shadow w14:blurRad="38100" w14:dist="19050" w14:dir="2700000" w14:sx="100000" w14:sy="100000" w14:kx="0" w14:ky="0" w14:algn="tl">
-                  <w14:schemeClr w14:val="dk1">
-                    <w14:alpha w14:val="60000"/>
-                  </w14:schemeClr>
-                </w14:shadow>
-                <w14:textOutline w14:w="0" w14:cap="flat" w14:cmpd="sng" w14:algn="ctr">
-                  <w14:noFill/>
-                  <w14:prstDash w14:val="solid"/>
-                  <w14:round/>
-                </w14:textOutline>
-              </w:rPr>
-              <w:t>100</w:t>
-            </w:r>
-            <w:r>
-              <w:rPr>
-                <w:rStyle w:val="IntenseEmphasis"/>
-                <w:rFonts w:eastAsia="Calibri Light"/>
-                <w:b w:val="0"/>
-                <w:bCs w:val="0"/>
-                <w:i w:val="0"/>
-                <w:iCs w:val="0"/>
-                <w:color w:val="000000" w:themeColor="text1"/>
-                <w:sz w:val="28"/>
-                <w:szCs w:val="28"/>
-                <w14:shadow w14:blurRad="38100" w14:dist="19050" w14:dir="2700000" w14:sx="100000" w14:sy="100000" w14:kx="0" w14:ky="0" w14:algn="tl">
-                  <w14:schemeClr w14:val="dk1">
-                    <w14:alpha w14:val="60000"/>
-                  </w14:schemeClr>
-                </w14:shadow>
-                <w14:textOutline w14:w="0" w14:cap="flat" w14:cmpd="sng" w14:algn="ctr">
-                  <w14:noFill/>
-                  <w14:prstDash w14:val="solid"/>
-                  <w14:round/>
-                </w14:textOutline>
-              </w:rPr>
-              <w:t>0 Sq. Ft.]</w:t>
-            </w:r>
-            <w:r>
-              <w:rPr>
-                <w:rStyle w:val="IntenseEmphasis"/>
-                <w:rFonts w:eastAsia="Calibri Light"/>
-                <w:b w:val="0"/>
-                <w:bCs w:val="0"/>
-                <w:i w:val="0"/>
-                <w:iCs w:val="0"/>
-                <w:color w:val="000000" w:themeColor="text1"/>
-                <w:sz w:val="28"/>
-                <w:szCs w:val="28"/>
-                <w14:shadow w14:blurRad="38100" w14:dist="19050" w14:dir="2700000" w14:sx="100000" w14:sy="100000" w14:kx="0" w14:ky="0" w14:algn="tl">
-                  <w14:schemeClr w14:val="dk1">
-                    <w14:alpha w14:val="60000"/>
-                  </w14:schemeClr>
-                </w14:shadow>
-                <w14:textOutline w14:w="0" w14:cap="flat" w14:cmpd="sng" w14:algn="ctr">
-                  <w14:noFill/>
-                  <w14:prstDash w14:val="solid"/>
-                  <w14:round/>
-                </w14:textOutline>
-              </w:rPr>
-              <w:t xml:space="preserve"> For Gallery</w:t>
-            </w:r>
-          </w:p>
-          <w:p>
-            <w:pPr>
-              <w:rPr>
-                <w:rStyle w:val="IntenseEmphasis"/>
-                <w:rFonts w:eastAsia="Calibri Light"/>
-                <w:b w:val="0"/>
-                <w:bCs w:val="0"/>
-                <w:i w:val="0"/>
-                <w:iCs w:val="0"/>
-                <w:color w:val="000000" w:themeColor="text1"/>
-                <w:sz w:val="28"/>
-                <w:szCs w:val="28"/>
-                <w14:shadow w14:blurRad="38100" w14:dist="19050" w14:dir="2700000" w14:sx="100000" w14:sy="100000" w14:kx="0" w14:ky="0" w14:algn="tl">
-                  <w14:schemeClr w14:val="dk1">
-                    <w14:alpha w14:val="60000"/>
-                  </w14:schemeClr>
-                </w14:shadow>
-                <w14:textOutline w14:w="0" w14:cap="flat" w14:cmpd="sng" w14:algn="ctr">
-                  <w14:noFill/>
-                  <w14:prstDash w14:val="solid"/>
-                  <w14:round/>
-                </w14:textOutline>
-              </w:rPr>
-            </w:pPr>
-            <w:r>
-              <w:rPr>
-                <w:rStyle w:val="IntenseEmphasis"/>
-                <w:rFonts w:eastAsia="Calibri Light"/>
-                <w:b w:val="0"/>
-                <w:bCs w:val="0"/>
-                <w:i w:val="0"/>
-                <w:iCs w:val="0"/>
-                <w:color w:val="000000" w:themeColor="text1"/>
-                <w:sz w:val="28"/>
-                <w:szCs w:val="28"/>
-                <w14:shadow w14:blurRad="38100" w14:dist="19050" w14:dir="2700000" w14:sx="100000" w14:sy="100000" w14:kx="0" w14:ky="0" w14:algn="tl">
-                  <w14:schemeClr w14:val="dk1">
-                    <w14:alpha w14:val="60000"/>
-                  </w14:schemeClr>
-                </w14:shadow>
-                <w14:textOutline w14:w="0" w14:cap="flat" w14:cmpd="sng" w14:algn="ctr">
-                  <w14:noFill/>
-                  <w14:prstDash w14:val="solid"/>
-                  <w14:round/>
-                </w14:textOutline>
-              </w:rPr>
-              <w:t xml:space="preserve"> - Professional video Operator</w:t>
+              <w:t>- Face Art Glitter</w:t>
             </w:r>
           </w:p>
         </w:tc>
@@ -4626,269 +4330,6 @@
                 </w14:textOutline>
               </w:rPr>
             </w:pPr>
-          </w:p>
-          <w:p>
-            <w:pPr>
-              <w:jc w:val="center"/>
-              <w:rPr>
-                <w:rStyle w:val="IntenseEmphasis"/>
-                <w:rFonts w:eastAsia="Calibri Light"/>
-                <w:b w:val="0"/>
-                <w:bCs w:val="0"/>
-                <w:i w:val="0"/>
-                <w:iCs w:val="0"/>
-                <w:color w:val="000000" w:themeColor="text1"/>
-                <w:sz w:val="28"/>
-                <w:szCs w:val="28"/>
-                <w14:shadow w14:blurRad="38100" w14:dist="19050" w14:dir="2700000" w14:sx="100000" w14:sy="100000" w14:kx="0" w14:ky="0" w14:algn="tl">
-                  <w14:schemeClr w14:val="dk1">
-                    <w14:alpha w14:val="60000"/>
-                  </w14:schemeClr>
-                </w14:shadow>
-                <w14:textOutline w14:w="0" w14:cap="flat" w14:cmpd="sng" w14:algn="ctr">
-                  <w14:noFill/>
-                  <w14:prstDash w14:val="solid"/>
-                  <w14:round/>
-                </w14:textOutline>
-              </w:rPr>
-            </w:pPr>
-            <w:r>
-              <w:rPr>
-                <w:rStyle w:val="IntenseEmphasis"/>
-                <w:rFonts w:eastAsia="Calibri Light"/>
-                <w:b w:val="0"/>
-                <w:bCs w:val="0"/>
-                <w:i w:val="0"/>
-                <w:iCs w:val="0"/>
-                <w:color w:val="000000" w:themeColor="text1"/>
-                <w:sz w:val="28"/>
-                <w:szCs w:val="28"/>
-                <w14:shadow w14:blurRad="38100" w14:dist="19050" w14:dir="2700000" w14:sx="100000" w14:sy="100000" w14:kx="0" w14:ky="0" w14:algn="tl">
-                  <w14:schemeClr w14:val="dk1">
-                    <w14:alpha w14:val="60000"/>
-                  </w14:schemeClr>
-                </w14:shadow>
-                <w14:textOutline w14:w="0" w14:cap="flat" w14:cmpd="sng" w14:algn="ctr">
-                  <w14:noFill/>
-                  <w14:prstDash w14:val="solid"/>
-                  <w14:round/>
-                </w14:textOutline>
-              </w:rPr>
-              <w:t>1,25,000 /-</w:t>
-            </w:r>
-          </w:p>
-        </w:tc>
-      </w:tr>
-      <w:tr>
-        <w:trPr>
-          <w:trHeight w:val="908"/>
-        </w:trPr>
-        <w:tc>
-          <w:tcPr>
-            <w:tcW w:w="6745" w:type="dxa"/>
-          </w:tcPr>
-          <w:p>
-            <w:pPr>
-              <w:rPr>
-                <w:rStyle w:val="IntenseEmphasis"/>
-                <w:rFonts w:eastAsia="Calibri Light"/>
-                <w:b w:val="0"/>
-                <w:bCs w:val="0"/>
-                <w:i w:val="0"/>
-                <w:iCs w:val="0"/>
-                <w:color w:val="000000" w:themeColor="text1"/>
-                <w:sz w:val="28"/>
-                <w:szCs w:val="28"/>
-                <w14:shadow w14:blurRad="38100" w14:dist="19050" w14:dir="2700000" w14:sx="100000" w14:sy="100000" w14:kx="0" w14:ky="0" w14:algn="tl">
-                  <w14:schemeClr w14:val="dk1">
-                    <w14:alpha w14:val="60000"/>
-                  </w14:schemeClr>
-                </w14:shadow>
-                <w14:textOutline w14:w="0" w14:cap="flat" w14:cmpd="sng" w14:algn="ctr">
-                  <w14:noFill/>
-                  <w14:prstDash w14:val="solid"/>
-                  <w14:round/>
-                </w14:textOutline>
-              </w:rPr>
-            </w:pPr>
-          </w:p>
-          <w:p>
-            <w:pPr>
-              <w:rPr>
-                <w:rStyle w:val="IntenseEmphasis"/>
-                <w:rFonts w:eastAsia="Calibri Light"/>
-                <w:b w:val="0"/>
-                <w:bCs w:val="0"/>
-                <w:i w:val="0"/>
-                <w:iCs w:val="0"/>
-                <w:color w:val="000000" w:themeColor="text1"/>
-                <w:sz w:val="28"/>
-                <w:szCs w:val="28"/>
-                <w14:shadow w14:blurRad="38100" w14:dist="19050" w14:dir="2700000" w14:sx="100000" w14:sy="100000" w14:kx="0" w14:ky="0" w14:algn="tl">
-                  <w14:schemeClr w14:val="dk1">
-                    <w14:alpha w14:val="60000"/>
-                  </w14:schemeClr>
-                </w14:shadow>
-                <w14:textOutline w14:w="0" w14:cap="flat" w14:cmpd="sng" w14:algn="ctr">
-                  <w14:noFill/>
-                  <w14:prstDash w14:val="solid"/>
-                  <w14:round/>
-                </w14:textOutline>
-              </w:rPr>
-            </w:pPr>
-            <w:r>
-              <w:rPr>
-                <w:rStyle w:val="IntenseEmphasis"/>
-                <w:rFonts w:eastAsia="Calibri Light"/>
-                <w:b w:val="0"/>
-                <w:bCs w:val="0"/>
-                <w:i w:val="0"/>
-                <w:iCs w:val="0"/>
-                <w:color w:val="000000" w:themeColor="text1"/>
-                <w:sz w:val="28"/>
-                <w:szCs w:val="28"/>
-                <w14:shadow w14:blurRad="38100" w14:dist="19050" w14:dir="2700000" w14:sx="100000" w14:sy="100000" w14:kx="0" w14:ky="0" w14:algn="tl">
-                  <w14:schemeClr w14:val="dk1">
-                    <w14:alpha w14:val="60000"/>
-                  </w14:schemeClr>
-                </w14:shadow>
-                <w14:textOutline w14:w="0" w14:cap="flat" w14:cmpd="sng" w14:algn="ctr">
-                  <w14:noFill/>
-                  <w14:prstDash w14:val="solid"/>
-                  <w14:round/>
-                </w14:textOutline>
-              </w:rPr>
-              <w:t xml:space="preserve"> - Russian Dancers</w:t>
-            </w:r>
-          </w:p>
-          <w:p>
-            <w:pPr>
-              <w:rPr>
-                <w:rStyle w:val="IntenseEmphasis"/>
-                <w:rFonts w:eastAsia="Calibri Light"/>
-                <w:b w:val="0"/>
-                <w:bCs w:val="0"/>
-                <w:i w:val="0"/>
-                <w:iCs w:val="0"/>
-                <w:color w:val="000000" w:themeColor="text1"/>
-                <w:sz w:val="28"/>
-                <w:szCs w:val="28"/>
-                <w14:shadow w14:blurRad="38100" w14:dist="19050" w14:dir="2700000" w14:sx="100000" w14:sy="100000" w14:kx="0" w14:ky="0" w14:algn="tl">
-                  <w14:schemeClr w14:val="dk1">
-                    <w14:alpha w14:val="60000"/>
-                  </w14:schemeClr>
-                </w14:shadow>
-                <w14:textOutline w14:w="0" w14:cap="flat" w14:cmpd="sng" w14:algn="ctr">
-                  <w14:noFill/>
-                  <w14:prstDash w14:val="solid"/>
-                  <w14:round/>
-                </w14:textOutline>
-              </w:rPr>
-            </w:pPr>
-            <w:r>
-              <w:rPr>
-                <w:rStyle w:val="IntenseEmphasis"/>
-                <w:rFonts w:eastAsia="Calibri Light"/>
-                <w:b w:val="0"/>
-                <w:bCs w:val="0"/>
-                <w:i w:val="0"/>
-                <w:iCs w:val="0"/>
-                <w:color w:val="000000" w:themeColor="text1"/>
-                <w:sz w:val="28"/>
-                <w:szCs w:val="28"/>
-                <w14:shadow w14:blurRad="38100" w14:dist="19050" w14:dir="2700000" w14:sx="100000" w14:sy="100000" w14:kx="0" w14:ky="0" w14:algn="tl">
-                  <w14:schemeClr w14:val="dk1">
-                    <w14:alpha w14:val="60000"/>
-                  </w14:schemeClr>
-                </w14:shadow>
-                <w14:textOutline w14:w="0" w14:cap="flat" w14:cmpd="sng" w14:algn="ctr">
-                  <w14:noFill/>
-                  <w14:prstDash w14:val="solid"/>
-                  <w14:round/>
-                </w14:textOutline>
-              </w:rPr>
-              <w:t xml:space="preserve"> - Face Art Glitter</w:t>
-            </w:r>
-          </w:p>
-        </w:tc>
-        <w:tc>
-          <w:tcPr>
-            <w:tcW w:w="2613" w:type="dxa"/>
-          </w:tcPr>
-          <w:p>
-            <w:pPr>
-              <w:rPr>
-                <w:rStyle w:val="IntenseEmphasis"/>
-                <w:rFonts w:eastAsia="Calibri Light"/>
-                <w:b w:val="0"/>
-                <w:bCs w:val="0"/>
-                <w:i w:val="0"/>
-                <w:iCs w:val="0"/>
-                <w:color w:val="000000" w:themeColor="text1"/>
-                <w:sz w:val="28"/>
-                <w:szCs w:val="28"/>
-                <w14:shadow w14:blurRad="38100" w14:dist="19050" w14:dir="2700000" w14:sx="100000" w14:sy="100000" w14:kx="0" w14:ky="0" w14:algn="tl">
-                  <w14:schemeClr w14:val="dk1">
-                    <w14:alpha w14:val="60000"/>
-                  </w14:schemeClr>
-                </w14:shadow>
-                <w14:textOutline w14:w="0" w14:cap="flat" w14:cmpd="sng" w14:algn="ctr">
-                  <w14:noFill/>
-                  <w14:prstDash w14:val="solid"/>
-                  <w14:round/>
-                </w14:textOutline>
-              </w:rPr>
-            </w:pPr>
-          </w:p>
-          <w:p>
-            <w:pPr>
-              <w:jc w:val="center"/>
-              <w:rPr>
-                <w:rStyle w:val="IntenseEmphasis"/>
-                <w:rFonts w:eastAsia="Calibri Light"/>
-                <w:b w:val="0"/>
-                <w:bCs w:val="0"/>
-                <w:i w:val="0"/>
-                <w:iCs w:val="0"/>
-                <w:color w:val="000000" w:themeColor="text1"/>
-                <w:sz w:val="28"/>
-                <w:szCs w:val="28"/>
-                <w14:shadow w14:blurRad="38100" w14:dist="19050" w14:dir="2700000" w14:sx="100000" w14:sy="100000" w14:kx="0" w14:ky="0" w14:algn="tl">
-                  <w14:schemeClr w14:val="dk1">
-                    <w14:alpha w14:val="60000"/>
-                  </w14:schemeClr>
-                </w14:shadow>
-                <w14:textOutline w14:w="0" w14:cap="flat" w14:cmpd="sng" w14:algn="ctr">
-                  <w14:noFill/>
-                  <w14:prstDash w14:val="solid"/>
-                  <w14:round/>
-                </w14:textOutline>
-              </w:rPr>
-            </w:pPr>
-            <w:r>
-              <w:rPr>
-                <w:rStyle w:val="IntenseEmphasis"/>
-                <w:rFonts w:eastAsia="Calibri Light"/>
-                <w:b w:val="0"/>
-                <w:bCs w:val="0"/>
-                <w:i w:val="0"/>
-                <w:iCs w:val="0"/>
-                <w:color w:val="000000" w:themeColor="text1"/>
-                <w:sz w:val="28"/>
-                <w:szCs w:val="28"/>
-                <w14:shadow w14:blurRad="38100" w14:dist="19050" w14:dir="2700000" w14:sx="100000" w14:sy="100000" w14:kx="0" w14:ky="0" w14:algn="tl">
-                  <w14:schemeClr w14:val="dk1">
-                    <w14:alpha w14:val="60000"/>
-                  </w14:schemeClr>
-                </w14:shadow>
-                <w14:textOutline w14:w="0" w14:cap="flat" w14:cmpd="sng" w14:algn="ctr">
-                  <w14:noFill/>
-                  <w14:prstDash w14:val="solid"/>
-                  <w14:round/>
-                </w14:textOutline>
-              </w:rPr>
-              <w:t>60,000 /-</w:t>
-            </w:r>
           </w:p>
           <w:p>
             <w:pPr>
@@ -5136,47 +4577,7 @@
                   <w14:round/>
                 </w14:textOutline>
               </w:rPr>
-              <w:t xml:space="preserve"> - Co2 </w:t>
-            </w:r>
-            <w:proofErr w:type="gramStart"/>
-            <w:r>
-              <w:rPr>
-                <w:rFonts w:eastAsia="Calibri Light"/>
-                <w:color w:val="000000" w:themeColor="text1"/>
-                <w:sz w:val="28"/>
-                <w:szCs w:val="28"/>
-                <w14:shadow w14:blurRad="38100" w14:dist="19050" w14:dir="2700000" w14:sx="100000" w14:sy="100000" w14:kx="0" w14:ky="0" w14:algn="tl">
-                  <w14:schemeClr w14:val="dk1">
-                    <w14:alpha w14:val="60000"/>
-                  </w14:schemeClr>
-                </w14:shadow>
-                <w14:textOutline w14:w="0" w14:cap="flat" w14:cmpd="sng" w14:algn="ctr">
-                  <w14:noFill/>
-                  <w14:prstDash w14:val="solid"/>
-                  <w14:round/>
-                </w14:textOutline>
-              </w:rPr>
-              <w:t>Jets(</w:t>
-            </w:r>
-            <w:proofErr w:type="gramEnd"/>
-            <w:r>
-              <w:rPr>
-                <w:rFonts w:eastAsia="Calibri Light"/>
-                <w:color w:val="000000" w:themeColor="text1"/>
-                <w:sz w:val="28"/>
-                <w:szCs w:val="28"/>
-                <w14:shadow w14:blurRad="38100" w14:dist="19050" w14:dir="2700000" w14:sx="100000" w14:sy="100000" w14:kx="0" w14:ky="0" w14:algn="tl">
-                  <w14:schemeClr w14:val="dk1">
-                    <w14:alpha w14:val="60000"/>
-                  </w14:schemeClr>
-                </w14:shadow>
-                <w14:textOutline w14:w="0" w14:cap="flat" w14:cmpd="sng" w14:algn="ctr">
-                  <w14:noFill/>
-                  <w14:prstDash w14:val="solid"/>
-                  <w14:round/>
-                </w14:textOutline>
-              </w:rPr>
-              <w:t>2)</w:t>
+              <w:t xml:space="preserve"> - Co2 Jets(2)</w:t>
             </w:r>
           </w:p>
           <w:p>
@@ -7525,57 +6926,7 @@
                   <w14:round/>
                 </w14:textOutline>
               </w:rPr>
-              <w:t xml:space="preserve"> - Led Or Flex Floor </w:t>
-            </w:r>
-            <w:proofErr w:type="gramStart"/>
-            <w:r>
-              <w:rPr>
-                <w:rStyle w:val="IntenseEmphasis"/>
-                <w:rFonts w:eastAsia="Calibri Light"/>
-                <w:b w:val="0"/>
-                <w:bCs w:val="0"/>
-                <w:i w:val="0"/>
-                <w:iCs w:val="0"/>
-                <w:color w:val="000000" w:themeColor="text1"/>
-                <w:sz w:val="28"/>
-                <w:szCs w:val="28"/>
-                <w14:shadow w14:blurRad="38100" w14:dist="19050" w14:dir="2700000" w14:sx="100000" w14:sy="100000" w14:kx="0" w14:ky="0" w14:algn="tl">
-                  <w14:schemeClr w14:val="dk1">
-                    <w14:alpha w14:val="60000"/>
-                  </w14:schemeClr>
-                </w14:shadow>
-                <w14:textOutline w14:w="0" w14:cap="flat" w14:cmpd="sng" w14:algn="ctr">
-                  <w14:noFill/>
-                  <w14:prstDash w14:val="solid"/>
-                  <w14:round/>
-                </w14:textOutline>
-              </w:rPr>
-              <w:t>As</w:t>
-            </w:r>
-            <w:proofErr w:type="gramEnd"/>
-            <w:r>
-              <w:rPr>
-                <w:rStyle w:val="IntenseEmphasis"/>
-                <w:rFonts w:eastAsia="Calibri Light"/>
-                <w:b w:val="0"/>
-                <w:bCs w:val="0"/>
-                <w:i w:val="0"/>
-                <w:iCs w:val="0"/>
-                <w:color w:val="000000" w:themeColor="text1"/>
-                <w:sz w:val="28"/>
-                <w:szCs w:val="28"/>
-                <w14:shadow w14:blurRad="38100" w14:dist="19050" w14:dir="2700000" w14:sx="100000" w14:sy="100000" w14:kx="0" w14:ky="0" w14:algn="tl">
-                  <w14:schemeClr w14:val="dk1">
-                    <w14:alpha w14:val="60000"/>
-                  </w14:schemeClr>
-                </w14:shadow>
-                <w14:textOutline w14:w="0" w14:cap="flat" w14:cmpd="sng" w14:algn="ctr">
-                  <w14:noFill/>
-                  <w14:prstDash w14:val="solid"/>
-                  <w14:round/>
-                </w14:textOutline>
-              </w:rPr>
-              <w:t xml:space="preserve"> Per Requirement</w:t>
+              <w:t xml:space="preserve"> - Led Or Flex Floor As Per Requirement</w:t>
             </w:r>
           </w:p>
         </w:tc>
@@ -7658,269 +7009,6 @@
               </w:rPr>
               <w:t>20,000 /-</w:t>
             </w:r>
-          </w:p>
-        </w:tc>
-      </w:tr>
-      <w:tr>
-        <w:trPr>
-          <w:trHeight w:val="908"/>
-        </w:trPr>
-        <w:tc>
-          <w:tcPr>
-            <w:tcW w:w="6745" w:type="dxa"/>
-          </w:tcPr>
-          <w:p>
-            <w:pPr>
-              <w:rPr>
-                <w:rStyle w:val="IntenseEmphasis"/>
-                <w:rFonts w:eastAsia="Calibri Light"/>
-                <w:b w:val="0"/>
-                <w:bCs w:val="0"/>
-                <w:i w:val="0"/>
-                <w:iCs w:val="0"/>
-                <w:color w:val="000000" w:themeColor="text1"/>
-                <w:sz w:val="28"/>
-                <w:szCs w:val="28"/>
-                <w14:shadow w14:blurRad="38100" w14:dist="19050" w14:dir="2700000" w14:sx="100000" w14:sy="100000" w14:kx="0" w14:ky="0" w14:algn="tl">
-                  <w14:schemeClr w14:val="dk1">
-                    <w14:alpha w14:val="60000"/>
-                  </w14:schemeClr>
-                </w14:shadow>
-                <w14:textOutline w14:w="0" w14:cap="flat" w14:cmpd="sng" w14:algn="ctr">
-                  <w14:noFill/>
-                  <w14:prstDash w14:val="solid"/>
-                  <w14:round/>
-                </w14:textOutline>
-              </w:rPr>
-            </w:pPr>
-          </w:p>
-          <w:p>
-            <w:pPr>
-              <w:rPr>
-                <w:rStyle w:val="IntenseEmphasis"/>
-                <w:rFonts w:eastAsia="Calibri Light"/>
-                <w:b w:val="0"/>
-                <w:bCs w:val="0"/>
-                <w:i w:val="0"/>
-                <w:iCs w:val="0"/>
-                <w:color w:val="000000" w:themeColor="text1"/>
-                <w:sz w:val="28"/>
-                <w:szCs w:val="28"/>
-                <w14:shadow w14:blurRad="38100" w14:dist="19050" w14:dir="2700000" w14:sx="100000" w14:sy="100000" w14:kx="0" w14:ky="0" w14:algn="tl">
-                  <w14:schemeClr w14:val="dk1">
-                    <w14:alpha w14:val="60000"/>
-                  </w14:schemeClr>
-                </w14:shadow>
-                <w14:textOutline w14:w="0" w14:cap="flat" w14:cmpd="sng" w14:algn="ctr">
-                  <w14:noFill/>
-                  <w14:prstDash w14:val="solid"/>
-                  <w14:round/>
-                </w14:textOutline>
-              </w:rPr>
-            </w:pPr>
-            <w:r>
-              <w:rPr>
-                <w:rStyle w:val="IntenseEmphasis"/>
-                <w:rFonts w:eastAsia="Calibri Light"/>
-                <w:b w:val="0"/>
-                <w:bCs w:val="0"/>
-                <w:i w:val="0"/>
-                <w:iCs w:val="0"/>
-                <w:color w:val="000000" w:themeColor="text1"/>
-                <w:sz w:val="28"/>
-                <w:szCs w:val="28"/>
-                <w14:shadow w14:blurRad="38100" w14:dist="19050" w14:dir="2700000" w14:sx="100000" w14:sy="100000" w14:kx="0" w14:ky="0" w14:algn="tl">
-                  <w14:schemeClr w14:val="dk1">
-                    <w14:alpha w14:val="60000"/>
-                  </w14:schemeClr>
-                </w14:shadow>
-                <w14:textOutline w14:w="0" w14:cap="flat" w14:cmpd="sng" w14:algn="ctr">
-                  <w14:noFill/>
-                  <w14:prstDash w14:val="solid"/>
-                  <w14:round/>
-                </w14:textOutline>
-              </w:rPr>
-              <w:t xml:space="preserve"> - Bride Groom Artists 12</w:t>
-            </w:r>
-          </w:p>
-          <w:p>
-            <w:pPr>
-              <w:rPr>
-                <w:rStyle w:val="IntenseEmphasis"/>
-                <w:rFonts w:eastAsia="Calibri Light"/>
-                <w:b w:val="0"/>
-                <w:bCs w:val="0"/>
-                <w:i w:val="0"/>
-                <w:iCs w:val="0"/>
-                <w:color w:val="000000" w:themeColor="text1"/>
-                <w:sz w:val="28"/>
-                <w:szCs w:val="28"/>
-                <w14:shadow w14:blurRad="38100" w14:dist="19050" w14:dir="2700000" w14:sx="100000" w14:sy="100000" w14:kx="0" w14:ky="0" w14:algn="tl">
-                  <w14:schemeClr w14:val="dk1">
-                    <w14:alpha w14:val="60000"/>
-                  </w14:schemeClr>
-                </w14:shadow>
-                <w14:textOutline w14:w="0" w14:cap="flat" w14:cmpd="sng" w14:algn="ctr">
-                  <w14:noFill/>
-                  <w14:prstDash w14:val="solid"/>
-                  <w14:round/>
-                </w14:textOutline>
-              </w:rPr>
-            </w:pPr>
-            <w:r>
-              <w:rPr>
-                <w:rStyle w:val="IntenseEmphasis"/>
-                <w:rFonts w:eastAsia="Calibri Light"/>
-                <w:b w:val="0"/>
-                <w:bCs w:val="0"/>
-                <w:i w:val="0"/>
-                <w:iCs w:val="0"/>
-                <w:color w:val="000000" w:themeColor="text1"/>
-                <w:sz w:val="28"/>
-                <w:szCs w:val="28"/>
-                <w14:shadow w14:blurRad="38100" w14:dist="19050" w14:dir="2700000" w14:sx="100000" w14:sy="100000" w14:kx="0" w14:ky="0" w14:algn="tl">
-                  <w14:schemeClr w14:val="dk1">
-                    <w14:alpha w14:val="60000"/>
-                  </w14:schemeClr>
-                </w14:shadow>
-                <w14:textOutline w14:w="0" w14:cap="flat" w14:cmpd="sng" w14:algn="ctr">
-                  <w14:noFill/>
-                  <w14:prstDash w14:val="solid"/>
-                  <w14:round/>
-                </w14:textOutline>
-              </w:rPr>
-              <w:t xml:space="preserve"> - (Entry &amp; Jaimala)</w:t>
-            </w:r>
-          </w:p>
-        </w:tc>
-        <w:tc>
-          <w:tcPr>
-            <w:tcW w:w="2613" w:type="dxa"/>
-          </w:tcPr>
-          <w:p>
-            <w:pPr>
-              <w:jc w:val="center"/>
-              <w:rPr>
-                <w:rStyle w:val="IntenseEmphasis"/>
-                <w:rFonts w:eastAsia="Calibri Light"/>
-                <w:b w:val="0"/>
-                <w:bCs w:val="0"/>
-                <w:i w:val="0"/>
-                <w:iCs w:val="0"/>
-                <w:color w:val="000000" w:themeColor="text1"/>
-                <w:sz w:val="28"/>
-                <w:szCs w:val="28"/>
-                <w14:shadow w14:blurRad="38100" w14:dist="19050" w14:dir="2700000" w14:sx="100000" w14:sy="100000" w14:kx="0" w14:ky="0" w14:algn="tl">
-                  <w14:schemeClr w14:val="dk1">
-                    <w14:alpha w14:val="60000"/>
-                  </w14:schemeClr>
-                </w14:shadow>
-                <w14:textOutline w14:w="0" w14:cap="flat" w14:cmpd="sng" w14:algn="ctr">
-                  <w14:noFill/>
-                  <w14:prstDash w14:val="solid"/>
-                  <w14:round/>
-                </w14:textOutline>
-              </w:rPr>
-            </w:pPr>
-          </w:p>
-          <w:p>
-            <w:pPr>
-              <w:jc w:val="center"/>
-              <w:rPr>
-                <w:rStyle w:val="IntenseEmphasis"/>
-                <w:rFonts w:eastAsia="Calibri Light"/>
-                <w:b w:val="0"/>
-                <w:bCs w:val="0"/>
-                <w:i w:val="0"/>
-                <w:iCs w:val="0"/>
-                <w:color w:val="000000" w:themeColor="text1"/>
-                <w:sz w:val="28"/>
-                <w:szCs w:val="28"/>
-                <w14:shadow w14:blurRad="38100" w14:dist="19050" w14:dir="2700000" w14:sx="100000" w14:sy="100000" w14:kx="0" w14:ky="0" w14:algn="tl">
-                  <w14:schemeClr w14:val="dk1">
-                    <w14:alpha w14:val="60000"/>
-                  </w14:schemeClr>
-                </w14:shadow>
-                <w14:textOutline w14:w="0" w14:cap="flat" w14:cmpd="sng" w14:algn="ctr">
-                  <w14:noFill/>
-                  <w14:prstDash w14:val="solid"/>
-                  <w14:round/>
-                </w14:textOutline>
-              </w:rPr>
-            </w:pPr>
-            <w:r>
-              <w:rPr>
-                <w:rStyle w:val="IntenseEmphasis"/>
-                <w:rFonts w:eastAsia="Calibri Light"/>
-                <w:b w:val="0"/>
-                <w:bCs w:val="0"/>
-                <w:i w:val="0"/>
-                <w:iCs w:val="0"/>
-                <w:color w:val="000000" w:themeColor="text1"/>
-                <w:sz w:val="28"/>
-                <w:szCs w:val="28"/>
-                <w14:shadow w14:blurRad="38100" w14:dist="19050" w14:dir="2700000" w14:sx="100000" w14:sy="100000" w14:kx="0" w14:ky="0" w14:algn="tl">
-                  <w14:schemeClr w14:val="dk1">
-                    <w14:alpha w14:val="60000"/>
-                  </w14:schemeClr>
-                </w14:shadow>
-                <w14:textOutline w14:w="0" w14:cap="flat" w14:cmpd="sng" w14:algn="ctr">
-                  <w14:noFill/>
-                  <w14:prstDash w14:val="solid"/>
-                  <w14:round/>
-                </w14:textOutline>
-              </w:rPr>
-              <w:t>9</w:t>
-            </w:r>
-            <w:r>
-              <w:rPr>
-                <w:rStyle w:val="IntenseEmphasis"/>
-                <w:rFonts w:eastAsia="Calibri Light"/>
-                <w:b w:val="0"/>
-                <w:bCs w:val="0"/>
-                <w:i w:val="0"/>
-                <w:iCs w:val="0"/>
-                <w:color w:val="000000" w:themeColor="text1"/>
-                <w:sz w:val="28"/>
-                <w:szCs w:val="28"/>
-                <w14:shadow w14:blurRad="38100" w14:dist="19050" w14:dir="2700000" w14:sx="100000" w14:sy="100000" w14:kx="0" w14:ky="0" w14:algn="tl">
-                  <w14:schemeClr w14:val="dk1">
-                    <w14:alpha w14:val="60000"/>
-                  </w14:schemeClr>
-                </w14:shadow>
-                <w14:textOutline w14:w="0" w14:cap="flat" w14:cmpd="sng" w14:algn="ctr">
-                  <w14:noFill/>
-                  <w14:prstDash w14:val="solid"/>
-                  <w14:round/>
-                </w14:textOutline>
-              </w:rPr>
-              <w:t>0,000 /-</w:t>
-            </w:r>
-          </w:p>
-          <w:p>
-            <w:pPr>
-              <w:rPr>
-                <w:rStyle w:val="IntenseEmphasis"/>
-                <w:rFonts w:eastAsia="Calibri Light"/>
-                <w:b w:val="0"/>
-                <w:bCs w:val="0"/>
-                <w:i w:val="0"/>
-                <w:iCs w:val="0"/>
-                <w:color w:val="000000" w:themeColor="text1"/>
-                <w:sz w:val="28"/>
-                <w:szCs w:val="28"/>
-                <w14:shadow w14:blurRad="38100" w14:dist="19050" w14:dir="2700000" w14:sx="100000" w14:sy="100000" w14:kx="0" w14:ky="0" w14:algn="tl">
-                  <w14:schemeClr w14:val="dk1">
-                    <w14:alpha w14:val="60000"/>
-                  </w14:schemeClr>
-                </w14:shadow>
-                <w14:textOutline w14:w="0" w14:cap="flat" w14:cmpd="sng" w14:algn="ctr">
-                  <w14:noFill/>
-                  <w14:prstDash w14:val="solid"/>
-                  <w14:round/>
-                </w14:textOutline>
-              </w:rPr>
-            </w:pPr>
           </w:p>
         </w:tc>
       </w:tr>
@@ -8402,7 +7490,6 @@
               </w:rPr>
               <w:t xml:space="preserve">- </w:t>
             </w:r>
-            <w:proofErr w:type="gramStart"/>
             <w:r>
               <w:rPr>
                 <w:rFonts w:eastAsia="Calibri Light"/>
@@ -8422,7 +7509,6 @@
               </w:rPr>
               <w:t>Fireworks Grand Mines</w:t>
             </w:r>
-            <w:proofErr w:type="gramEnd"/>
           </w:p>
           <w:p>
             <w:pPr>
@@ -8749,6 +7835,7 @@
                   <w14:round/>
                 </w14:textOutline>
               </w:rPr>
+              <w:lastRenderedPageBreak/>
               <w:t xml:space="preserve">Date </w:t>
             </w:r>
             <w:r>
@@ -9236,57 +8323,7 @@
                   <w14:round/>
                 </w14:textOutline>
               </w:rPr>
-              <w:t xml:space="preserve">- 21 Piece Band </w:t>
-            </w:r>
-            <w:proofErr w:type="gramStart"/>
-            <w:r>
-              <w:rPr>
-                <w:rStyle w:val="IntenseEmphasis"/>
-                <w:rFonts w:eastAsia="Calibri Light"/>
-                <w:b w:val="0"/>
-                <w:bCs w:val="0"/>
-                <w:i w:val="0"/>
-                <w:iCs w:val="0"/>
-                <w:color w:val="000000" w:themeColor="text1"/>
-                <w:sz w:val="28"/>
-                <w:szCs w:val="28"/>
-                <w14:shadow w14:blurRad="38100" w14:dist="19050" w14:dir="2700000" w14:sx="100000" w14:sy="100000" w14:kx="0" w14:ky="0" w14:algn="tl">
-                  <w14:schemeClr w14:val="dk1">
-                    <w14:alpha w14:val="60000"/>
-                  </w14:schemeClr>
-                </w14:shadow>
-                <w14:textOutline w14:w="0" w14:cap="flat" w14:cmpd="sng" w14:algn="ctr">
-                  <w14:noFill/>
-                  <w14:prstDash w14:val="solid"/>
-                  <w14:round/>
-                </w14:textOutline>
-              </w:rPr>
-              <w:t>With</w:t>
-            </w:r>
-            <w:proofErr w:type="gramEnd"/>
-            <w:r>
-              <w:rPr>
-                <w:rStyle w:val="IntenseEmphasis"/>
-                <w:rFonts w:eastAsia="Calibri Light"/>
-                <w:b w:val="0"/>
-                <w:bCs w:val="0"/>
-                <w:i w:val="0"/>
-                <w:iCs w:val="0"/>
-                <w:color w:val="000000" w:themeColor="text1"/>
-                <w:sz w:val="28"/>
-                <w:szCs w:val="28"/>
-                <w14:shadow w14:blurRad="38100" w14:dist="19050" w14:dir="2700000" w14:sx="100000" w14:sy="100000" w14:kx="0" w14:ky="0" w14:algn="tl">
-                  <w14:schemeClr w14:val="dk1">
-                    <w14:alpha w14:val="60000"/>
-                  </w14:schemeClr>
-                </w14:shadow>
-                <w14:textOutline w14:w="0" w14:cap="flat" w14:cmpd="sng" w14:algn="ctr">
-                  <w14:noFill/>
-                  <w14:prstDash w14:val="solid"/>
-                  <w14:round/>
-                </w14:textOutline>
-              </w:rPr>
-              <w:t xml:space="preserve"> </w:t>
+              <w:t xml:space="preserve">- 21 Piece Band With </w:t>
             </w:r>
             <w:proofErr w:type="spellStart"/>
             <w:r>
@@ -9607,106 +8644,80 @@
                   <w14:round/>
                 </w14:textOutline>
               </w:rPr>
-              <w:t xml:space="preserve"> - Russian Artists</w:t>
-            </w:r>
-          </w:p>
-          <w:p>
-            <w:pPr>
-              <w:rPr>
-                <w:rStyle w:val="IntenseEmphasis"/>
-                <w:rFonts w:eastAsia="Calibri Light"/>
-                <w:b w:val="0"/>
-                <w:bCs w:val="0"/>
-                <w:i w:val="0"/>
-                <w:iCs w:val="0"/>
-                <w:color w:val="000000" w:themeColor="text1"/>
-                <w:sz w:val="28"/>
-                <w:szCs w:val="28"/>
-                <w14:shadow w14:blurRad="38100" w14:dist="19050" w14:dir="2700000" w14:sx="100000" w14:sy="100000" w14:kx="0" w14:ky="0" w14:algn="tl">
-                  <w14:schemeClr w14:val="dk1">
-                    <w14:alpha w14:val="60000"/>
-                  </w14:schemeClr>
-                </w14:shadow>
-                <w14:textOutline w14:w="0" w14:cap="flat" w14:cmpd="sng" w14:algn="ctr">
-                  <w14:noFill/>
-                  <w14:prstDash w14:val="solid"/>
-                  <w14:round/>
-                </w14:textOutline>
-              </w:rPr>
-            </w:pPr>
-            <w:r>
-              <w:rPr>
-                <w:rStyle w:val="IntenseEmphasis"/>
-                <w:rFonts w:eastAsia="Calibri Light"/>
-                <w:b w:val="0"/>
-                <w:bCs w:val="0"/>
-                <w:i w:val="0"/>
-                <w:iCs w:val="0"/>
-                <w:color w:val="000000" w:themeColor="text1"/>
-                <w:sz w:val="28"/>
-                <w:szCs w:val="28"/>
-                <w14:shadow w14:blurRad="38100" w14:dist="19050" w14:dir="2700000" w14:sx="100000" w14:sy="100000" w14:kx="0" w14:ky="0" w14:algn="tl">
-                  <w14:schemeClr w14:val="dk1">
-                    <w14:alpha w14:val="60000"/>
-                  </w14:schemeClr>
-                </w14:shadow>
-                <w14:textOutline w14:w="0" w14:cap="flat" w14:cmpd="sng" w14:algn="ctr">
-                  <w14:noFill/>
-                  <w14:prstDash w14:val="solid"/>
-                  <w14:round/>
-                </w14:textOutline>
-              </w:rPr>
-              <w:t xml:space="preserve"> - </w:t>
-            </w:r>
-            <w:proofErr w:type="gramStart"/>
-            <w:r>
-              <w:rPr>
-                <w:rStyle w:val="IntenseEmphasis"/>
-                <w:rFonts w:eastAsia="Calibri Light"/>
-                <w:b w:val="0"/>
-                <w:bCs w:val="0"/>
-                <w:i w:val="0"/>
-                <w:iCs w:val="0"/>
-                <w:color w:val="000000" w:themeColor="text1"/>
-                <w:sz w:val="28"/>
-                <w:szCs w:val="28"/>
-                <w14:shadow w14:blurRad="38100" w14:dist="19050" w14:dir="2700000" w14:sx="100000" w14:sy="100000" w14:kx="0" w14:ky="0" w14:algn="tl">
-                  <w14:schemeClr w14:val="dk1">
-                    <w14:alpha w14:val="60000"/>
-                  </w14:schemeClr>
-                </w14:shadow>
-                <w14:textOutline w14:w="0" w14:cap="flat" w14:cmpd="sng" w14:algn="ctr">
-                  <w14:noFill/>
-                  <w14:prstDash w14:val="solid"/>
-                  <w14:round/>
-                </w14:textOutline>
-              </w:rPr>
-              <w:t>Bouncers(</w:t>
-            </w:r>
-            <w:proofErr w:type="gramEnd"/>
-            <w:r>
-              <w:rPr>
-                <w:rStyle w:val="IntenseEmphasis"/>
-                <w:rFonts w:eastAsia="Calibri Light"/>
-                <w:b w:val="0"/>
-                <w:bCs w:val="0"/>
-                <w:i w:val="0"/>
-                <w:iCs w:val="0"/>
-                <w:color w:val="000000" w:themeColor="text1"/>
-                <w:sz w:val="28"/>
-                <w:szCs w:val="28"/>
-                <w14:shadow w14:blurRad="38100" w14:dist="19050" w14:dir="2700000" w14:sx="100000" w14:sy="100000" w14:kx="0" w14:ky="0" w14:algn="tl">
-                  <w14:schemeClr w14:val="dk1">
-                    <w14:alpha w14:val="60000"/>
-                  </w14:schemeClr>
-                </w14:shadow>
-                <w14:textOutline w14:w="0" w14:cap="flat" w14:cmpd="sng" w14:algn="ctr">
-                  <w14:noFill/>
-                  <w14:prstDash w14:val="solid"/>
-                  <w14:round/>
-                </w14:textOutline>
-              </w:rPr>
-              <w:t>6)</w:t>
+              <w:t xml:space="preserve">- </w:t>
+            </w:r>
+            <w:r>
+              <w:rPr>
+                <w:rStyle w:val="IntenseEmphasis"/>
+                <w:rFonts w:eastAsia="Calibri Light"/>
+                <w:b w:val="0"/>
+                <w:bCs w:val="0"/>
+                <w:i w:val="0"/>
+                <w:iCs w:val="0"/>
+                <w:color w:val="000000" w:themeColor="text1"/>
+                <w:sz w:val="28"/>
+                <w:szCs w:val="28"/>
+                <w14:shadow w14:blurRad="38100" w14:dist="19050" w14:dir="2700000" w14:sx="100000" w14:sy="100000" w14:kx="0" w14:ky="0" w14:algn="tl">
+                  <w14:schemeClr w14:val="dk1">
+                    <w14:alpha w14:val="60000"/>
+                  </w14:schemeClr>
+                </w14:shadow>
+                <w14:textOutline w14:w="0" w14:cap="flat" w14:cmpd="sng" w14:algn="ctr">
+                  <w14:noFill/>
+                  <w14:prstDash w14:val="solid"/>
+                  <w14:round/>
+                </w14:textOutline>
+              </w:rPr>
+              <w:t>1 Panda  &amp; 1 Gorilla</w:t>
+            </w:r>
+          </w:p>
+          <w:p>
+            <w:pPr>
+              <w:rPr>
+                <w:rStyle w:val="IntenseEmphasis"/>
+                <w:rFonts w:eastAsia="Calibri Light"/>
+                <w:b w:val="0"/>
+                <w:bCs w:val="0"/>
+                <w:i w:val="0"/>
+                <w:iCs w:val="0"/>
+                <w:color w:val="000000" w:themeColor="text1"/>
+                <w:sz w:val="28"/>
+                <w:szCs w:val="28"/>
+                <w14:shadow w14:blurRad="38100" w14:dist="19050" w14:dir="2700000" w14:sx="100000" w14:sy="100000" w14:kx="0" w14:ky="0" w14:algn="tl">
+                  <w14:schemeClr w14:val="dk1">
+                    <w14:alpha w14:val="60000"/>
+                  </w14:schemeClr>
+                </w14:shadow>
+                <w14:textOutline w14:w="0" w14:cap="flat" w14:cmpd="sng" w14:algn="ctr">
+                  <w14:noFill/>
+                  <w14:prstDash w14:val="solid"/>
+                  <w14:round/>
+                </w14:textOutline>
+              </w:rPr>
+            </w:pPr>
+            <w:r>
+              <w:rPr>
+                <w:rStyle w:val="IntenseEmphasis"/>
+                <w:rFonts w:eastAsia="Calibri Light"/>
+                <w:b w:val="0"/>
+                <w:bCs w:val="0"/>
+                <w:i w:val="0"/>
+                <w:iCs w:val="0"/>
+                <w:color w:val="000000" w:themeColor="text1"/>
+                <w:sz w:val="28"/>
+                <w:szCs w:val="28"/>
+                <w14:shadow w14:blurRad="38100" w14:dist="19050" w14:dir="2700000" w14:sx="100000" w14:sy="100000" w14:kx="0" w14:ky="0" w14:algn="tl">
+                  <w14:schemeClr w14:val="dk1">
+                    <w14:alpha w14:val="60000"/>
+                  </w14:schemeClr>
+                </w14:shadow>
+                <w14:textOutline w14:w="0" w14:cap="flat" w14:cmpd="sng" w14:algn="ctr">
+                  <w14:noFill/>
+                  <w14:prstDash w14:val="solid"/>
+                  <w14:round/>
+                </w14:textOutline>
+              </w:rPr>
+              <w:t xml:space="preserve"> - Bouncers(6)</w:t>
             </w:r>
           </w:p>
           <w:p>
@@ -11852,6 +10863,118 @@
     </w:lvl>
   </w:abstractNum>
   <w:abstractNum w:abstractNumId="13" w15:restartNumberingAfterBreak="0">
+    <w:nsid w:val="31E302E3"/>
+    <w:multiLevelType w:val="hybridMultilevel"/>
+    <w:tmpl w:val="BBB45F0C"/>
+    <w:lvl w:ilvl="0" w:tplc="4F88713E">
+      <w:numFmt w:val="bullet"/>
+      <w:lvlText w:val="-"/>
+      <w:lvlJc w:val="left"/>
+      <w:pPr>
+        <w:ind w:left="720" w:hanging="360"/>
+      </w:pPr>
+      <w:rPr>
+        <w:rFonts w:ascii="Calibri" w:eastAsia="Calibri Light" w:hAnsi="Calibri" w:cs="Calibri" w:hint="default"/>
+      </w:rPr>
+    </w:lvl>
+    <w:lvl w:ilvl="1" w:tplc="04090003" w:tentative="1">
+      <w:start w:val="1"/>
+      <w:numFmt w:val="bullet"/>
+      <w:lvlText w:val="o"/>
+      <w:lvlJc w:val="left"/>
+      <w:pPr>
+        <w:ind w:left="1440" w:hanging="360"/>
+      </w:pPr>
+      <w:rPr>
+        <w:rFonts w:ascii="Courier New" w:hAnsi="Courier New" w:cs="Courier New" w:hint="default"/>
+      </w:rPr>
+    </w:lvl>
+    <w:lvl w:ilvl="2" w:tplc="04090005" w:tentative="1">
+      <w:start w:val="1"/>
+      <w:numFmt w:val="bullet"/>
+      <w:lvlText w:val=""/>
+      <w:lvlJc w:val="left"/>
+      <w:pPr>
+        <w:ind w:left="2160" w:hanging="360"/>
+      </w:pPr>
+      <w:rPr>
+        <w:rFonts w:ascii="Wingdings" w:hAnsi="Wingdings" w:hint="default"/>
+      </w:rPr>
+    </w:lvl>
+    <w:lvl w:ilvl="3" w:tplc="04090001" w:tentative="1">
+      <w:start w:val="1"/>
+      <w:numFmt w:val="bullet"/>
+      <w:lvlText w:val=""/>
+      <w:lvlJc w:val="left"/>
+      <w:pPr>
+        <w:ind w:left="2880" w:hanging="360"/>
+      </w:pPr>
+      <w:rPr>
+        <w:rFonts w:ascii="Symbol" w:hAnsi="Symbol" w:hint="default"/>
+      </w:rPr>
+    </w:lvl>
+    <w:lvl w:ilvl="4" w:tplc="04090003" w:tentative="1">
+      <w:start w:val="1"/>
+      <w:numFmt w:val="bullet"/>
+      <w:lvlText w:val="o"/>
+      <w:lvlJc w:val="left"/>
+      <w:pPr>
+        <w:ind w:left="3600" w:hanging="360"/>
+      </w:pPr>
+      <w:rPr>
+        <w:rFonts w:ascii="Courier New" w:hAnsi="Courier New" w:cs="Courier New" w:hint="default"/>
+      </w:rPr>
+    </w:lvl>
+    <w:lvl w:ilvl="5" w:tplc="04090005" w:tentative="1">
+      <w:start w:val="1"/>
+      <w:numFmt w:val="bullet"/>
+      <w:lvlText w:val=""/>
+      <w:lvlJc w:val="left"/>
+      <w:pPr>
+        <w:ind w:left="4320" w:hanging="360"/>
+      </w:pPr>
+      <w:rPr>
+        <w:rFonts w:ascii="Wingdings" w:hAnsi="Wingdings" w:hint="default"/>
+      </w:rPr>
+    </w:lvl>
+    <w:lvl w:ilvl="6" w:tplc="04090001" w:tentative="1">
+      <w:start w:val="1"/>
+      <w:numFmt w:val="bullet"/>
+      <w:lvlText w:val=""/>
+      <w:lvlJc w:val="left"/>
+      <w:pPr>
+        <w:ind w:left="5040" w:hanging="360"/>
+      </w:pPr>
+      <w:rPr>
+        <w:rFonts w:ascii="Symbol" w:hAnsi="Symbol" w:hint="default"/>
+      </w:rPr>
+    </w:lvl>
+    <w:lvl w:ilvl="7" w:tplc="04090003" w:tentative="1">
+      <w:start w:val="1"/>
+      <w:numFmt w:val="bullet"/>
+      <w:lvlText w:val="o"/>
+      <w:lvlJc w:val="left"/>
+      <w:pPr>
+        <w:ind w:left="5760" w:hanging="360"/>
+      </w:pPr>
+      <w:rPr>
+        <w:rFonts w:ascii="Courier New" w:hAnsi="Courier New" w:cs="Courier New" w:hint="default"/>
+      </w:rPr>
+    </w:lvl>
+    <w:lvl w:ilvl="8" w:tplc="04090005" w:tentative="1">
+      <w:start w:val="1"/>
+      <w:numFmt w:val="bullet"/>
+      <w:lvlText w:val=""/>
+      <w:lvlJc w:val="left"/>
+      <w:pPr>
+        <w:ind w:left="6480" w:hanging="360"/>
+      </w:pPr>
+      <w:rPr>
+        <w:rFonts w:ascii="Wingdings" w:hAnsi="Wingdings" w:hint="default"/>
+      </w:rPr>
+    </w:lvl>
+  </w:abstractNum>
+  <w:abstractNum w:abstractNumId="14" w15:restartNumberingAfterBreak="0">
     <w:nsid w:val="34055CA3"/>
     <w:multiLevelType w:val="hybridMultilevel"/>
     <w:tmpl w:val="017C3116"/>
@@ -11965,7 +11088,7 @@
       </w:rPr>
     </w:lvl>
   </w:abstractNum>
-  <w:abstractNum w:abstractNumId="14" w15:restartNumberingAfterBreak="0">
+  <w:abstractNum w:abstractNumId="15" w15:restartNumberingAfterBreak="0">
     <w:nsid w:val="35680CFC"/>
     <w:multiLevelType w:val="hybridMultilevel"/>
     <w:tmpl w:val="107A9D70"/>
@@ -12078,7 +11201,7 @@
       </w:rPr>
     </w:lvl>
   </w:abstractNum>
-  <w:abstractNum w:abstractNumId="15" w15:restartNumberingAfterBreak="0">
+  <w:abstractNum w:abstractNumId="16" w15:restartNumberingAfterBreak="0">
     <w:nsid w:val="38BD6A5B"/>
     <w:multiLevelType w:val="hybridMultilevel"/>
     <w:tmpl w:val="ECC2899C"/>
@@ -12191,7 +11314,7 @@
       </w:rPr>
     </w:lvl>
   </w:abstractNum>
-  <w:abstractNum w:abstractNumId="16" w15:restartNumberingAfterBreak="0">
+  <w:abstractNum w:abstractNumId="17" w15:restartNumberingAfterBreak="0">
     <w:nsid w:val="38DE5AB6"/>
     <w:multiLevelType w:val="hybridMultilevel"/>
     <w:tmpl w:val="E03AD548"/>
@@ -12305,7 +11428,7 @@
       </w:rPr>
     </w:lvl>
   </w:abstractNum>
-  <w:abstractNum w:abstractNumId="17" w15:restartNumberingAfterBreak="0">
+  <w:abstractNum w:abstractNumId="18" w15:restartNumberingAfterBreak="0">
     <w:nsid w:val="3D482806"/>
     <w:multiLevelType w:val="hybridMultilevel"/>
     <w:tmpl w:val="B29CA2C2"/>
@@ -12417,7 +11540,7 @@
       </w:rPr>
     </w:lvl>
   </w:abstractNum>
-  <w:abstractNum w:abstractNumId="18" w15:restartNumberingAfterBreak="0">
+  <w:abstractNum w:abstractNumId="19" w15:restartNumberingAfterBreak="0">
     <w:nsid w:val="3E161256"/>
     <w:multiLevelType w:val="hybridMultilevel"/>
     <w:tmpl w:val="538CB080"/>
@@ -12530,7 +11653,7 @@
       </w:rPr>
     </w:lvl>
   </w:abstractNum>
-  <w:abstractNum w:abstractNumId="19" w15:restartNumberingAfterBreak="0">
+  <w:abstractNum w:abstractNumId="20" w15:restartNumberingAfterBreak="0">
     <w:nsid w:val="41687A14"/>
     <w:multiLevelType w:val="hybridMultilevel"/>
     <w:tmpl w:val="5DA05AD2"/>
@@ -12643,7 +11766,7 @@
       </w:rPr>
     </w:lvl>
   </w:abstractNum>
-  <w:abstractNum w:abstractNumId="20" w15:restartNumberingAfterBreak="0">
+  <w:abstractNum w:abstractNumId="21" w15:restartNumberingAfterBreak="0">
     <w:nsid w:val="41814385"/>
     <w:multiLevelType w:val="hybridMultilevel"/>
     <w:tmpl w:val="17E039CA"/>
@@ -12756,7 +11879,7 @@
       </w:rPr>
     </w:lvl>
   </w:abstractNum>
-  <w:abstractNum w:abstractNumId="21" w15:restartNumberingAfterBreak="0">
+  <w:abstractNum w:abstractNumId="22" w15:restartNumberingAfterBreak="0">
     <w:nsid w:val="42F86B1C"/>
     <w:multiLevelType w:val="hybridMultilevel"/>
     <w:tmpl w:val="ACAAA028"/>
@@ -12869,7 +11992,7 @@
       </w:rPr>
     </w:lvl>
   </w:abstractNum>
-  <w:abstractNum w:abstractNumId="22" w15:restartNumberingAfterBreak="0">
+  <w:abstractNum w:abstractNumId="23" w15:restartNumberingAfterBreak="0">
     <w:nsid w:val="49D95040"/>
     <w:multiLevelType w:val="hybridMultilevel"/>
     <w:tmpl w:val="D4429696"/>
@@ -12982,7 +12105,7 @@
       </w:rPr>
     </w:lvl>
   </w:abstractNum>
-  <w:abstractNum w:abstractNumId="23" w15:restartNumberingAfterBreak="0">
+  <w:abstractNum w:abstractNumId="24" w15:restartNumberingAfterBreak="0">
     <w:nsid w:val="4C657878"/>
     <w:multiLevelType w:val="hybridMultilevel"/>
     <w:tmpl w:val="FCAA8D96"/>
@@ -13095,7 +12218,7 @@
       </w:rPr>
     </w:lvl>
   </w:abstractNum>
-  <w:abstractNum w:abstractNumId="24" w15:restartNumberingAfterBreak="0">
+  <w:abstractNum w:abstractNumId="25" w15:restartNumberingAfterBreak="0">
     <w:nsid w:val="4E5C6DF1"/>
     <w:multiLevelType w:val="hybridMultilevel"/>
     <w:tmpl w:val="055E5BCA"/>
@@ -13208,7 +12331,7 @@
       </w:rPr>
     </w:lvl>
   </w:abstractNum>
-  <w:abstractNum w:abstractNumId="25" w15:restartNumberingAfterBreak="0">
+  <w:abstractNum w:abstractNumId="26" w15:restartNumberingAfterBreak="0">
     <w:nsid w:val="4F2D3A26"/>
     <w:multiLevelType w:val="hybridMultilevel"/>
     <w:tmpl w:val="4A9A6ACA"/>
@@ -13321,7 +12444,7 @@
       </w:rPr>
     </w:lvl>
   </w:abstractNum>
-  <w:abstractNum w:abstractNumId="26" w15:restartNumberingAfterBreak="0">
+  <w:abstractNum w:abstractNumId="27" w15:restartNumberingAfterBreak="0">
     <w:nsid w:val="500172C0"/>
     <w:multiLevelType w:val="hybridMultilevel"/>
     <w:tmpl w:val="0F0211A8"/>
@@ -13434,7 +12557,7 @@
       </w:rPr>
     </w:lvl>
   </w:abstractNum>
-  <w:abstractNum w:abstractNumId="27" w15:restartNumberingAfterBreak="0">
+  <w:abstractNum w:abstractNumId="28" w15:restartNumberingAfterBreak="0">
     <w:nsid w:val="52EF5AE7"/>
     <w:multiLevelType w:val="hybridMultilevel"/>
     <w:tmpl w:val="221017BA"/>
@@ -13547,7 +12670,7 @@
       </w:rPr>
     </w:lvl>
   </w:abstractNum>
-  <w:abstractNum w:abstractNumId="28" w15:restartNumberingAfterBreak="0">
+  <w:abstractNum w:abstractNumId="29" w15:restartNumberingAfterBreak="0">
     <w:nsid w:val="5F615190"/>
     <w:multiLevelType w:val="hybridMultilevel"/>
     <w:tmpl w:val="70003E2E"/>
@@ -13660,7 +12783,7 @@
       </w:rPr>
     </w:lvl>
   </w:abstractNum>
-  <w:abstractNum w:abstractNumId="29" w15:restartNumberingAfterBreak="0">
+  <w:abstractNum w:abstractNumId="30" w15:restartNumberingAfterBreak="0">
     <w:nsid w:val="64740015"/>
     <w:multiLevelType w:val="hybridMultilevel"/>
     <w:tmpl w:val="52A032FA"/>
@@ -13773,7 +12896,7 @@
       </w:rPr>
     </w:lvl>
   </w:abstractNum>
-  <w:abstractNum w:abstractNumId="30" w15:restartNumberingAfterBreak="0">
+  <w:abstractNum w:abstractNumId="31" w15:restartNumberingAfterBreak="0">
     <w:nsid w:val="668E263E"/>
     <w:multiLevelType w:val="hybridMultilevel"/>
     <w:tmpl w:val="B1907F5E"/>
@@ -13886,7 +13009,7 @@
       </w:rPr>
     </w:lvl>
   </w:abstractNum>
-  <w:abstractNum w:abstractNumId="31" w15:restartNumberingAfterBreak="0">
+  <w:abstractNum w:abstractNumId="32" w15:restartNumberingAfterBreak="0">
     <w:nsid w:val="6ADB14DF"/>
     <w:multiLevelType w:val="hybridMultilevel"/>
     <w:tmpl w:val="E440E932"/>
@@ -13999,7 +13122,7 @@
       </w:rPr>
     </w:lvl>
   </w:abstractNum>
-  <w:abstractNum w:abstractNumId="32" w15:restartNumberingAfterBreak="0">
+  <w:abstractNum w:abstractNumId="33" w15:restartNumberingAfterBreak="0">
     <w:nsid w:val="718265CA"/>
     <w:multiLevelType w:val="hybridMultilevel"/>
     <w:tmpl w:val="98F43340"/>
@@ -14112,7 +13235,7 @@
       </w:rPr>
     </w:lvl>
   </w:abstractNum>
-  <w:abstractNum w:abstractNumId="33" w15:restartNumberingAfterBreak="0">
+  <w:abstractNum w:abstractNumId="34" w15:restartNumberingAfterBreak="0">
     <w:nsid w:val="7790326F"/>
     <w:multiLevelType w:val="hybridMultilevel"/>
     <w:tmpl w:val="215ABAA4"/>
@@ -14226,13 +13349,13 @@
     </w:lvl>
   </w:abstractNum>
   <w:num w:numId="1" w16cid:durableId="411778641">
-    <w:abstractNumId w:val="29"/>
+    <w:abstractNumId w:val="30"/>
   </w:num>
   <w:num w:numId="2" w16cid:durableId="947809985">
     <w:abstractNumId w:val="11"/>
   </w:num>
   <w:num w:numId="3" w16cid:durableId="164824842">
-    <w:abstractNumId w:val="21"/>
+    <w:abstractNumId w:val="22"/>
   </w:num>
   <w:num w:numId="4" w16cid:durableId="1572277202">
     <w:abstractNumId w:val="12"/>
@@ -14244,10 +13367,10 @@
     <w:abstractNumId w:val="9"/>
   </w:num>
   <w:num w:numId="7" w16cid:durableId="99616492">
-    <w:abstractNumId w:val="18"/>
+    <w:abstractNumId w:val="19"/>
   </w:num>
   <w:num w:numId="8" w16cid:durableId="388654761">
-    <w:abstractNumId w:val="14"/>
+    <w:abstractNumId w:val="15"/>
   </w:num>
   <w:num w:numId="9" w16cid:durableId="1530532768">
     <w:abstractNumId w:val="1"/>
@@ -14256,43 +13379,43 @@
     <w:abstractNumId w:val="0"/>
   </w:num>
   <w:num w:numId="11" w16cid:durableId="1941404648">
-    <w:abstractNumId w:val="19"/>
+    <w:abstractNumId w:val="20"/>
   </w:num>
   <w:num w:numId="12" w16cid:durableId="893734812">
+    <w:abstractNumId w:val="32"/>
+  </w:num>
+  <w:num w:numId="13" w16cid:durableId="1428188695">
+    <w:abstractNumId w:val="23"/>
+  </w:num>
+  <w:num w:numId="14" w16cid:durableId="1961567365">
+    <w:abstractNumId w:val="16"/>
+  </w:num>
+  <w:num w:numId="15" w16cid:durableId="1512261041">
+    <w:abstractNumId w:val="27"/>
+  </w:num>
+  <w:num w:numId="16" w16cid:durableId="129134688">
+    <w:abstractNumId w:val="28"/>
+  </w:num>
+  <w:num w:numId="17" w16cid:durableId="41100445">
+    <w:abstractNumId w:val="26"/>
+  </w:num>
+  <w:num w:numId="18" w16cid:durableId="1953434165">
+    <w:abstractNumId w:val="25"/>
+  </w:num>
+  <w:num w:numId="19" w16cid:durableId="1496064861">
     <w:abstractNumId w:val="31"/>
   </w:num>
-  <w:num w:numId="13" w16cid:durableId="1428188695">
-    <w:abstractNumId w:val="22"/>
-  </w:num>
-  <w:num w:numId="14" w16cid:durableId="1961567365">
-    <w:abstractNumId w:val="15"/>
-  </w:num>
-  <w:num w:numId="15" w16cid:durableId="1512261041">
-    <w:abstractNumId w:val="26"/>
-  </w:num>
-  <w:num w:numId="16" w16cid:durableId="129134688">
-    <w:abstractNumId w:val="27"/>
-  </w:num>
-  <w:num w:numId="17" w16cid:durableId="41100445">
-    <w:abstractNumId w:val="25"/>
-  </w:num>
-  <w:num w:numId="18" w16cid:durableId="1953434165">
-    <w:abstractNumId w:val="24"/>
-  </w:num>
-  <w:num w:numId="19" w16cid:durableId="1496064861">
-    <w:abstractNumId w:val="30"/>
-  </w:num>
   <w:num w:numId="20" w16cid:durableId="1504051671">
-    <w:abstractNumId w:val="20"/>
+    <w:abstractNumId w:val="21"/>
   </w:num>
   <w:num w:numId="21" w16cid:durableId="727262107">
-    <w:abstractNumId w:val="17"/>
+    <w:abstractNumId w:val="18"/>
   </w:num>
   <w:num w:numId="22" w16cid:durableId="1736511794">
-    <w:abstractNumId w:val="32"/>
+    <w:abstractNumId w:val="33"/>
   </w:num>
   <w:num w:numId="23" w16cid:durableId="599874453">
-    <w:abstractNumId w:val="23"/>
+    <w:abstractNumId w:val="24"/>
   </w:num>
   <w:num w:numId="24" w16cid:durableId="391931600">
     <w:abstractNumId w:val="5"/>
@@ -14307,16 +13430,16 @@
     <w:abstractNumId w:val="10"/>
   </w:num>
   <w:num w:numId="28" w16cid:durableId="1373115058">
-    <w:abstractNumId w:val="33"/>
+    <w:abstractNumId w:val="34"/>
   </w:num>
   <w:num w:numId="29" w16cid:durableId="298612315">
-    <w:abstractNumId w:val="28"/>
+    <w:abstractNumId w:val="29"/>
   </w:num>
   <w:num w:numId="30" w16cid:durableId="491335600">
-    <w:abstractNumId w:val="13"/>
+    <w:abstractNumId w:val="14"/>
   </w:num>
   <w:num w:numId="31" w16cid:durableId="1772820555">
-    <w:abstractNumId w:val="16"/>
+    <w:abstractNumId w:val="17"/>
   </w:num>
   <w:num w:numId="32" w16cid:durableId="920870685">
     <w:abstractNumId w:val="8"/>
@@ -14326,6 +13449,9 @@
   </w:num>
   <w:num w:numId="34" w16cid:durableId="2043360601">
     <w:abstractNumId w:val="7"/>
+  </w:num>
+  <w:num w:numId="35" w16cid:durableId="1176073915">
+    <w:abstractNumId w:val="13"/>
   </w:num>
   <w:numIdMacAtCleanup w:val="11"/>
 </w:numbering>
